--- a/internal_doc/00.项目管理/01.会议纪要/例会纪要_20140609.docx
+++ b/internal_doc/00.项目管理/01.会议纪要/例会纪要_20140609.docx
@@ -103,12 +103,14 @@
             <w:tcW w:w="6571" w:type="dxa"/>
           </w:tcPr>
           <w:p>
+            <w:proofErr w:type="spellStart"/>
             <w:r>
               <w:rPr>
                 <w:rFonts w:hint="eastAsia"/>
               </w:rPr>
               <w:t>SequoiaDB</w:t>
             </w:r>
+            <w:proofErr w:type="spellEnd"/>
             <w:r>
               <w:rPr>
                 <w:rFonts w:hint="eastAsia"/>
@@ -162,7 +164,13 @@
               <w:rPr>
                 <w:rFonts w:hint="eastAsia"/>
               </w:rPr>
-              <w:t>丁普生、</w:t>
+              <w:t>丁普升</w:t>
+            </w:r>
+            <w:r>
+              <w:rPr>
+                <w:rFonts w:hint="eastAsia"/>
+              </w:rPr>
+              <w:t>、</w:t>
             </w:r>
             <w:r>
               <w:t xml:space="preserve"> </w:t>
@@ -282,11 +290,6 @@
       </w:r>
     </w:p>
     <w:p>
-      <w:pPr>
-        <w:rPr>
-          <w:rFonts w:hint="eastAsia"/>
-        </w:rPr>
-      </w:pPr>
       <w:hyperlink r:id="rId6" w:history="1">
         <w:r>
           <w:t>sequoiadb_ppc64_slerh_test</w:t>
@@ -499,11 +502,19 @@
             <w:tcW w:w="3652" w:type="dxa"/>
           </w:tcPr>
           <w:p>
-            <w:r>
-              <w:rPr>
-                <w:rFonts w:hint="eastAsia"/>
-              </w:rPr>
-              <w:t xml:space="preserve">sdb </w:t>
+            <w:proofErr w:type="spellStart"/>
+            <w:r>
+              <w:rPr>
+                <w:rFonts w:hint="eastAsia"/>
+              </w:rPr>
+              <w:t>sdb</w:t>
+            </w:r>
+            <w:proofErr w:type="spellEnd"/>
+            <w:r>
+              <w:rPr>
+                <w:rFonts w:hint="eastAsia"/>
+              </w:rPr>
+              <w:t xml:space="preserve"> </w:t>
             </w:r>
             <w:r>
               <w:rPr>
@@ -558,12 +569,14 @@
             <w:tcW w:w="3652" w:type="dxa"/>
           </w:tcPr>
           <w:p>
+            <w:proofErr w:type="spellStart"/>
             <w:r>
               <w:rPr>
                 <w:rFonts w:hint="eastAsia"/>
               </w:rPr>
               <w:t>OMAgent</w:t>
             </w:r>
+            <w:proofErr w:type="spellEnd"/>
             <w:r>
               <w:rPr>
                 <w:rFonts w:hint="eastAsia"/>
@@ -848,11 +861,6 @@
             <w:tcW w:w="992" w:type="dxa"/>
           </w:tcPr>
           <w:p>
-            <w:pPr>
-              <w:rPr>
-                <w:rFonts w:hint="eastAsia"/>
-              </w:rPr>
-            </w:pPr>
             <w:r>
               <w:rPr>
                 <w:rFonts w:hint="eastAsia"/>
@@ -866,11 +874,6 @@
             <w:tcW w:w="1044" w:type="dxa"/>
           </w:tcPr>
           <w:p>
-            <w:pPr>
-              <w:rPr>
-                <w:rFonts w:hint="eastAsia"/>
-              </w:rPr>
-            </w:pPr>
             <w:r>
               <w:rPr>
                 <w:rFonts w:hint="eastAsia"/>
@@ -889,13 +892,7 @@
           <w:tcPr>
             <w:tcW w:w="1818" w:type="dxa"/>
           </w:tcPr>
-          <w:p>
-            <w:pPr>
-              <w:rPr>
-                <w:rFonts w:hint="eastAsia"/>
-              </w:rPr>
-            </w:pPr>
-          </w:p>
+          <w:p/>
         </w:tc>
       </w:tr>
       <w:tr>
@@ -916,12 +913,14 @@
               </w:rPr>
               <w:t>驱动</w:t>
             </w:r>
+            <w:proofErr w:type="spellStart"/>
             <w:r>
               <w:rPr>
                 <w:rFonts w:hint="eastAsia"/>
               </w:rPr>
               <w:t>client.c</w:t>
             </w:r>
+            <w:proofErr w:type="spellEnd"/>
             <w:r>
               <w:rPr>
                 <w:rFonts w:hint="eastAsia"/>
@@ -979,12 +978,14 @@
               </w:rPr>
               <w:t>，</w:t>
             </w:r>
+            <w:proofErr w:type="spellStart"/>
             <w:r>
               <w:rPr>
                 <w:rFonts w:hint="eastAsia"/>
               </w:rPr>
               <w:t>client.c</w:t>
             </w:r>
+            <w:proofErr w:type="spellEnd"/>
             <w:r>
               <w:rPr>
                 <w:rFonts w:hint="eastAsia"/>
@@ -1153,29 +1154,12 @@
           <w:p>
             <w:pPr>
               <w:jc w:val="left"/>
-              <w:rPr>
-                <w:rFonts w:hint="eastAsia"/>
-              </w:rPr>
             </w:pPr>
             <w:r>
               <w:rPr>
                 <w:rFonts w:hint="eastAsia"/>
               </w:rPr>
               <w:t>进行中</w:t>
-            </w:r>
-          </w:p>
-          <w:p>
-            <w:pPr>
-              <w:jc w:val="left"/>
-              <w:rPr>
-                <w:rFonts w:hint="eastAsia"/>
-              </w:rPr>
-            </w:pPr>
-            <w:r>
-              <w:rPr>
-                <w:rFonts w:hint="eastAsia"/>
-              </w:rPr>
-              <w:t>框架确认</w:t>
             </w:r>
           </w:p>
           <w:p>
@@ -1186,6 +1170,17 @@
               <w:rPr>
                 <w:rFonts w:hint="eastAsia"/>
               </w:rPr>
+              <w:t>框架确认</w:t>
+            </w:r>
+          </w:p>
+          <w:p>
+            <w:pPr>
+              <w:jc w:val="left"/>
+            </w:pPr>
+            <w:r>
+              <w:rPr>
+                <w:rFonts w:hint="eastAsia"/>
+              </w:rPr>
               <w:t>这周开始编码</w:t>
             </w:r>
           </w:p>
@@ -1321,11 +1316,6 @@
             <w:tcW w:w="3652" w:type="dxa"/>
           </w:tcPr>
           <w:p>
-            <w:pPr>
-              <w:rPr>
-                <w:rFonts w:hint="eastAsia"/>
-              </w:rPr>
-            </w:pPr>
             <w:r>
               <w:rPr>
                 <w:rFonts w:hint="eastAsia"/>
@@ -1351,11 +1341,6 @@
             <w:tcW w:w="992" w:type="dxa"/>
           </w:tcPr>
           <w:p>
-            <w:pPr>
-              <w:rPr>
-                <w:rFonts w:hint="eastAsia"/>
-              </w:rPr>
-            </w:pPr>
             <w:r>
               <w:rPr>
                 <w:rFonts w:hint="eastAsia"/>
@@ -1369,11 +1354,6 @@
             <w:tcW w:w="1044" w:type="dxa"/>
           </w:tcPr>
           <w:p>
-            <w:pPr>
-              <w:rPr>
-                <w:rFonts w:hint="eastAsia"/>
-              </w:rPr>
-            </w:pPr>
             <w:r>
               <w:rPr>
                 <w:rFonts w:hint="eastAsia"/>
@@ -1392,13 +1372,7 @@
           <w:tcPr>
             <w:tcW w:w="1818" w:type="dxa"/>
           </w:tcPr>
-          <w:p>
-            <w:pPr>
-              <w:rPr>
-                <w:rFonts w:hint="eastAsia"/>
-              </w:rPr>
-            </w:pPr>
-          </w:p>
+          <w:p/>
         </w:tc>
       </w:tr>
       <w:tr>
@@ -1519,11 +1493,6 @@
             <w:tcW w:w="992" w:type="dxa"/>
           </w:tcPr>
           <w:p>
-            <w:pPr>
-              <w:rPr>
-                <w:rFonts w:hint="eastAsia"/>
-              </w:rPr>
-            </w:pPr>
             <w:r>
               <w:rPr>
                 <w:rFonts w:hint="eastAsia"/>
@@ -1630,11 +1599,6 @@
             <w:tcW w:w="3652" w:type="dxa"/>
           </w:tcPr>
           <w:p>
-            <w:pPr>
-              <w:rPr>
-                <w:rFonts w:hint="eastAsia"/>
-              </w:rPr>
-            </w:pPr>
             <w:r>
               <w:rPr>
                 <w:rFonts w:hint="eastAsia"/>
@@ -1648,11 +1612,6 @@
             <w:tcW w:w="992" w:type="dxa"/>
           </w:tcPr>
           <w:p>
-            <w:pPr>
-              <w:rPr>
-                <w:rFonts w:hint="eastAsia"/>
-              </w:rPr>
-            </w:pPr>
             <w:r>
               <w:rPr>
                 <w:rFonts w:hint="eastAsia"/>
@@ -1716,7 +1675,7 @@
               <w:rPr>
                 <w:rFonts w:hint="eastAsia"/>
               </w:rPr>
-              <w:t>丁普生</w:t>
+              <w:t>丁普升</w:t>
             </w:r>
           </w:p>
           <w:p>
@@ -1760,11 +1719,6 @@
             <w:tcW w:w="1818" w:type="dxa"/>
           </w:tcPr>
           <w:p>
-            <w:pPr>
-              <w:rPr>
-                <w:rFonts w:hint="eastAsia"/>
-              </w:rPr>
-            </w:pPr>
             <w:r>
               <w:rPr>
                 <w:rFonts w:hint="eastAsia"/>
@@ -1836,11 +1790,19 @@
               </w:rPr>
               <w:t>和</w:t>
             </w:r>
-            <w:r>
-              <w:rPr>
-                <w:rFonts w:hint="eastAsia"/>
-              </w:rPr>
-              <w:t xml:space="preserve">sequoiadb </w:t>
+            <w:proofErr w:type="spellStart"/>
+            <w:r>
+              <w:rPr>
+                <w:rFonts w:hint="eastAsia"/>
+              </w:rPr>
+              <w:t>sequoiadb</w:t>
+            </w:r>
+            <w:proofErr w:type="spellEnd"/>
+            <w:r>
+              <w:rPr>
+                <w:rFonts w:hint="eastAsia"/>
+              </w:rPr>
+              <w:t xml:space="preserve"> </w:t>
             </w:r>
             <w:r>
               <w:rPr>
@@ -1887,11 +1849,6 @@
             <w:tcW w:w="1818" w:type="dxa"/>
           </w:tcPr>
           <w:p>
-            <w:pPr>
-              <w:rPr>
-                <w:rFonts w:hint="eastAsia"/>
-              </w:rPr>
-            </w:pPr>
             <w:r>
               <w:rPr>
                 <w:rFonts w:hint="eastAsia"/>
@@ -1915,24 +1872,28 @@
             <w:tcW w:w="3652" w:type="dxa"/>
           </w:tcPr>
           <w:p>
+            <w:proofErr w:type="spellStart"/>
             <w:r>
               <w:rPr>
                 <w:rFonts w:hint="eastAsia"/>
               </w:rPr>
               <w:t>ci</w:t>
             </w:r>
+            <w:proofErr w:type="spellEnd"/>
             <w:r>
               <w:rPr>
                 <w:rFonts w:hint="eastAsia"/>
               </w:rPr>
               <w:t>的</w:t>
             </w:r>
+            <w:proofErr w:type="spellStart"/>
             <w:r>
               <w:rPr>
                 <w:rFonts w:hint="eastAsia"/>
               </w:rPr>
               <w:t>ppc</w:t>
             </w:r>
+            <w:proofErr w:type="spellEnd"/>
             <w:r>
               <w:rPr>
                 <w:rFonts w:hint="eastAsia"/>
@@ -2421,12 +2382,14 @@
               </w:rPr>
               <w:t>和</w:t>
             </w:r>
+            <w:proofErr w:type="spellStart"/>
             <w:r>
               <w:rPr>
                 <w:rFonts w:hint="eastAsia"/>
               </w:rPr>
               <w:t>OpenStack</w:t>
             </w:r>
+            <w:proofErr w:type="spellEnd"/>
             <w:r>
               <w:rPr>
                 <w:rFonts w:hint="eastAsia"/>
@@ -2622,13 +2585,13 @@
           <w:p>
             <w:pPr>
               <w:rPr>
-                <w:color w:val="A6A6A6" w:themeColor="background1" w:themeShade="A6"/>
+                <w:color w:val="53C862" w:themeColor="background1" w:themeShade="A6"/>
               </w:rPr>
             </w:pPr>
             <w:r>
               <w:rPr>
                 <w:rFonts w:hint="eastAsia"/>
-                <w:color w:val="A6A6A6" w:themeColor="background1" w:themeShade="A6"/>
+                <w:color w:val="53C862" w:themeColor="background1" w:themeShade="A6"/>
               </w:rPr>
               <w:t>alter collection</w:t>
             </w:r>
@@ -2641,13 +2604,13 @@
           <w:p>
             <w:pPr>
               <w:rPr>
-                <w:color w:val="A6A6A6" w:themeColor="background1" w:themeShade="A6"/>
+                <w:color w:val="53C862" w:themeColor="background1" w:themeShade="A6"/>
               </w:rPr>
             </w:pPr>
             <w:r>
               <w:rPr>
                 <w:rFonts w:hint="eastAsia"/>
-                <w:color w:val="A6A6A6" w:themeColor="background1" w:themeShade="A6"/>
+                <w:color w:val="53C862" w:themeColor="background1" w:themeShade="A6"/>
               </w:rPr>
               <w:t>武赟</w:t>
             </w:r>
@@ -2660,13 +2623,13 @@
           <w:p>
             <w:pPr>
               <w:rPr>
-                <w:color w:val="A6A6A6" w:themeColor="background1" w:themeShade="A6"/>
+                <w:color w:val="53C862" w:themeColor="background1" w:themeShade="A6"/>
               </w:rPr>
             </w:pPr>
             <w:r>
               <w:rPr>
                 <w:rFonts w:hint="eastAsia"/>
-                <w:color w:val="A6A6A6" w:themeColor="background1" w:themeShade="A6"/>
+                <w:color w:val="53C862" w:themeColor="background1" w:themeShade="A6"/>
               </w:rPr>
               <w:t>5-26</w:t>
             </w:r>
@@ -2679,13 +2642,13 @@
           <w:p>
             <w:pPr>
               <w:rPr>
-                <w:color w:val="A6A6A6" w:themeColor="background1" w:themeShade="A6"/>
+                <w:color w:val="53C862" w:themeColor="background1" w:themeShade="A6"/>
               </w:rPr>
             </w:pPr>
             <w:r>
               <w:rPr>
                 <w:rFonts w:hint="eastAsia"/>
-                <w:color w:val="A6A6A6" w:themeColor="background1" w:themeShade="A6"/>
+                <w:color w:val="53C862" w:themeColor="background1" w:themeShade="A6"/>
               </w:rPr>
               <w:t>6-6</w:t>
             </w:r>
@@ -2698,13 +2661,13 @@
           <w:p>
             <w:pPr>
               <w:rPr>
-                <w:color w:val="A6A6A6" w:themeColor="background1" w:themeShade="A6"/>
+                <w:color w:val="53C862" w:themeColor="background1" w:themeShade="A6"/>
               </w:rPr>
             </w:pPr>
             <w:r>
               <w:rPr>
                 <w:rFonts w:hint="eastAsia"/>
-                <w:color w:val="A6A6A6" w:themeColor="background1" w:themeShade="A6"/>
+                <w:color w:val="53C862" w:themeColor="background1" w:themeShade="A6"/>
               </w:rPr>
               <w:t>完成</w:t>
             </w:r>
@@ -2719,13 +2682,13 @@
           <w:p>
             <w:pPr>
               <w:rPr>
-                <w:color w:val="A6A6A6" w:themeColor="background1" w:themeShade="A6"/>
+                <w:color w:val="53C862" w:themeColor="background1" w:themeShade="A6"/>
               </w:rPr>
             </w:pPr>
             <w:r>
               <w:rPr>
                 <w:rFonts w:hint="eastAsia"/>
-                <w:color w:val="A6A6A6" w:themeColor="background1" w:themeShade="A6"/>
+                <w:color w:val="53C862" w:themeColor="background1" w:themeShade="A6"/>
               </w:rPr>
               <w:t>list domain collections</w:t>
             </w:r>
@@ -2738,13 +2701,13 @@
           <w:p>
             <w:pPr>
               <w:rPr>
-                <w:color w:val="A6A6A6" w:themeColor="background1" w:themeShade="A6"/>
+                <w:color w:val="53C862" w:themeColor="background1" w:themeShade="A6"/>
               </w:rPr>
             </w:pPr>
             <w:r>
               <w:rPr>
                 <w:rFonts w:hint="eastAsia"/>
-                <w:color w:val="A6A6A6" w:themeColor="background1" w:themeShade="A6"/>
+                <w:color w:val="53C862" w:themeColor="background1" w:themeShade="A6"/>
               </w:rPr>
               <w:t>武赟</w:t>
             </w:r>
@@ -2757,13 +2720,13 @@
           <w:p>
             <w:pPr>
               <w:rPr>
-                <w:color w:val="A6A6A6" w:themeColor="background1" w:themeShade="A6"/>
+                <w:color w:val="53C862" w:themeColor="background1" w:themeShade="A6"/>
               </w:rPr>
             </w:pPr>
             <w:r>
               <w:rPr>
                 <w:rFonts w:hint="eastAsia"/>
-                <w:color w:val="A6A6A6" w:themeColor="background1" w:themeShade="A6"/>
+                <w:color w:val="53C862" w:themeColor="background1" w:themeShade="A6"/>
               </w:rPr>
               <w:t>5-26</w:t>
             </w:r>
@@ -2776,13 +2739,13 @@
           <w:p>
             <w:pPr>
               <w:rPr>
-                <w:color w:val="A6A6A6" w:themeColor="background1" w:themeShade="A6"/>
+                <w:color w:val="53C862" w:themeColor="background1" w:themeShade="A6"/>
               </w:rPr>
             </w:pPr>
             <w:r>
               <w:rPr>
                 <w:rFonts w:hint="eastAsia"/>
-                <w:color w:val="A6A6A6" w:themeColor="background1" w:themeShade="A6"/>
+                <w:color w:val="53C862" w:themeColor="background1" w:themeShade="A6"/>
               </w:rPr>
               <w:t>6-6</w:t>
             </w:r>
@@ -2795,13 +2758,13 @@
           <w:p>
             <w:pPr>
               <w:rPr>
-                <w:color w:val="A6A6A6" w:themeColor="background1" w:themeShade="A6"/>
+                <w:color w:val="53C862" w:themeColor="background1" w:themeShade="A6"/>
               </w:rPr>
             </w:pPr>
             <w:r>
               <w:rPr>
                 <w:rFonts w:hint="eastAsia"/>
-                <w:color w:val="A6A6A6" w:themeColor="background1" w:themeShade="A6"/>
+                <w:color w:val="53C862" w:themeColor="background1" w:themeShade="A6"/>
               </w:rPr>
               <w:t>完成</w:t>
             </w:r>
@@ -2816,21 +2779,20 @@
           <w:p>
             <w:pPr>
               <w:rPr>
-                <w:rFonts w:hint="eastAsia"/>
-                <w:color w:val="A6A6A6" w:themeColor="background1" w:themeShade="A6"/>
+                <w:color w:val="53C862" w:themeColor="background1" w:themeShade="A6"/>
               </w:rPr>
             </w:pPr>
             <w:r>
               <w:rPr>
                 <w:rFonts w:hint="eastAsia"/>
-                <w:color w:val="A6A6A6" w:themeColor="background1" w:themeShade="A6"/>
+                <w:color w:val="53C862" w:themeColor="background1" w:themeShade="A6"/>
               </w:rPr>
               <w:t>JIRA</w:t>
             </w:r>
             <w:r>
               <w:rPr>
                 <w:rFonts w:hint="eastAsia"/>
-                <w:color w:val="A6A6A6" w:themeColor="background1" w:themeShade="A6"/>
+                <w:color w:val="53C862" w:themeColor="background1" w:themeShade="A6"/>
               </w:rPr>
               <w:t>单上的回归测试</w:t>
             </w:r>
@@ -2843,14 +2805,13 @@
           <w:p>
             <w:pPr>
               <w:rPr>
-                <w:rFonts w:hint="eastAsia"/>
-                <w:color w:val="A6A6A6" w:themeColor="background1" w:themeShade="A6"/>
+                <w:color w:val="53C862" w:themeColor="background1" w:themeShade="A6"/>
               </w:rPr>
             </w:pPr>
             <w:r>
               <w:rPr>
                 <w:rFonts w:hint="eastAsia"/>
-                <w:color w:val="A6A6A6" w:themeColor="background1" w:themeShade="A6"/>
+                <w:color w:val="53C862" w:themeColor="background1" w:themeShade="A6"/>
               </w:rPr>
               <w:t>胡晓均</w:t>
             </w:r>
@@ -2863,14 +2824,13 @@
           <w:p>
             <w:pPr>
               <w:rPr>
-                <w:rFonts w:hint="eastAsia"/>
-                <w:color w:val="A6A6A6" w:themeColor="background1" w:themeShade="A6"/>
+                <w:color w:val="53C862" w:themeColor="background1" w:themeShade="A6"/>
               </w:rPr>
             </w:pPr>
             <w:r>
               <w:rPr>
                 <w:rFonts w:hint="eastAsia"/>
-                <w:color w:val="A6A6A6" w:themeColor="background1" w:themeShade="A6"/>
+                <w:color w:val="53C862" w:themeColor="background1" w:themeShade="A6"/>
               </w:rPr>
               <w:t>6-3</w:t>
             </w:r>
@@ -2883,14 +2843,13 @@
           <w:p>
             <w:pPr>
               <w:rPr>
-                <w:rFonts w:hint="eastAsia"/>
-                <w:color w:val="A6A6A6" w:themeColor="background1" w:themeShade="A6"/>
+                <w:color w:val="53C862" w:themeColor="background1" w:themeShade="A6"/>
               </w:rPr>
             </w:pPr>
             <w:r>
               <w:rPr>
                 <w:rFonts w:hint="eastAsia"/>
-                <w:color w:val="A6A6A6" w:themeColor="background1" w:themeShade="A6"/>
+                <w:color w:val="53C862" w:themeColor="background1" w:themeShade="A6"/>
               </w:rPr>
               <w:t>6-6</w:t>
             </w:r>
@@ -2903,14 +2862,13 @@
           <w:p>
             <w:pPr>
               <w:rPr>
-                <w:rFonts w:hint="eastAsia"/>
-                <w:color w:val="A6A6A6" w:themeColor="background1" w:themeShade="A6"/>
+                <w:color w:val="53C862" w:themeColor="background1" w:themeShade="A6"/>
               </w:rPr>
             </w:pPr>
             <w:r>
               <w:rPr>
                 <w:rFonts w:hint="eastAsia"/>
-                <w:color w:val="A6A6A6" w:themeColor="background1" w:themeShade="A6"/>
+                <w:color w:val="53C862" w:themeColor="background1" w:themeShade="A6"/>
               </w:rPr>
               <w:t>完成</w:t>
             </w:r>
@@ -3426,7 +3384,7 @@
         <a:sysClr val="windowText" lastClr="000000"/>
       </a:dk1>
       <a:lt1>
-        <a:sysClr val="window" lastClr="FFFFFF"/>
+        <a:sysClr val="window" lastClr="C7EDCC"/>
       </a:lt1>
       <a:dk2>
         <a:srgbClr val="1F497D"/>
